--- a/04 Log transformation/report-04.docx
+++ b/04 Log transformation/report-04.docx
@@ -483,7 +483,16 @@
           <w:sz w:val="24"/>
           <w:szCs w:val="24"/>
         </w:rPr>
-        <w:t>Code:</w:t>
+        <w:t>Program</w:t>
+      </w:r>
+      <w:r>
+        <w:rPr>
+          <w:rFonts w:ascii="Times New Roman" w:hAnsi="Times New Roman" w:cs="Times New Roman"/>
+          <w:b/>
+          <w:sz w:val="24"/>
+          <w:szCs w:val="24"/>
+        </w:rPr>
+        <w:t>:</w:t>
       </w:r>
       <w:r>
         <w:rPr>
@@ -577,7 +586,6 @@
         </w:rPr>
         <w:t xml:space="preserve"> </w:t>
       </w:r>
-      <w:proofErr w:type="spellStart"/>
       <w:r>
         <w:rPr>
           <w:rFonts w:ascii="Consolas" w:eastAsia="Times New Roman" w:hAnsi="Consolas" w:cs="Times New Roman"/>
@@ -588,7 +596,6 @@
         </w:rPr>
         <w:t>numpy</w:t>
       </w:r>
-      <w:proofErr w:type="spellEnd"/>
       <w:r>
         <w:rPr>
           <w:rFonts w:ascii="Consolas" w:eastAsia="Times New Roman" w:hAnsi="Consolas" w:cs="Times New Roman"/>
@@ -706,7 +713,6 @@
         </w:rPr>
         <w:t xml:space="preserve"> </w:t>
       </w:r>
-      <w:proofErr w:type="spellStart"/>
       <w:r>
         <w:rPr>
           <w:rFonts w:ascii="Consolas" w:eastAsia="Times New Roman" w:hAnsi="Consolas" w:cs="Times New Roman"/>
@@ -717,7 +723,6 @@
         </w:rPr>
         <w:t>pyplot</w:t>
       </w:r>
-      <w:proofErr w:type="spellEnd"/>
       <w:r>
         <w:rPr>
           <w:rFonts w:ascii="Consolas" w:eastAsia="Times New Roman" w:hAnsi="Consolas" w:cs="Times New Roman"/>
@@ -748,7 +753,6 @@
         </w:rPr>
         <w:t xml:space="preserve"> </w:t>
       </w:r>
-      <w:proofErr w:type="spellStart"/>
       <w:r>
         <w:rPr>
           <w:rFonts w:ascii="Consolas" w:eastAsia="Times New Roman" w:hAnsi="Consolas" w:cs="Times New Roman"/>
@@ -759,7 +763,6 @@
         </w:rPr>
         <w:t>plt</w:t>
       </w:r>
-      <w:proofErr w:type="spellEnd"/>
     </w:p>
     <w:p>
       <w:pPr>
@@ -951,7 +954,6 @@
         </w:rPr>
         <w:t xml:space="preserve"> / </w:t>
       </w:r>
-      <w:proofErr w:type="gramStart"/>
       <w:r>
         <w:rPr>
           <w:rFonts w:ascii="Consolas" w:eastAsia="Times New Roman" w:hAnsi="Consolas" w:cs="Times New Roman"/>
@@ -992,7 +994,6 @@
         </w:rPr>
         <w:t>(</w:t>
       </w:r>
-      <w:proofErr w:type="gramEnd"/>
       <w:r>
         <w:rPr>
           <w:rFonts w:ascii="Consolas" w:eastAsia="Times New Roman" w:hAnsi="Consolas" w:cs="Times New Roman"/>
@@ -1013,7 +1014,6 @@
         </w:rPr>
         <w:t xml:space="preserve"> + </w:t>
       </w:r>
-      <w:proofErr w:type="spellStart"/>
       <w:r>
         <w:rPr>
           <w:rFonts w:ascii="Consolas" w:eastAsia="Times New Roman" w:hAnsi="Consolas" w:cs="Times New Roman"/>
@@ -1044,7 +1044,6 @@
         </w:rPr>
         <w:t>max</w:t>
       </w:r>
-      <w:proofErr w:type="spellEnd"/>
       <w:r>
         <w:rPr>
           <w:rFonts w:ascii="Consolas" w:eastAsia="Times New Roman" w:hAnsi="Consolas" w:cs="Times New Roman"/>
@@ -1092,7 +1091,6 @@
           <w:lang w:val="en-US"/>
         </w:rPr>
       </w:pPr>
-      <w:proofErr w:type="spellStart"/>
       <w:r>
         <w:rPr>
           <w:rFonts w:ascii="Consolas" w:eastAsia="Times New Roman" w:hAnsi="Consolas" w:cs="Times New Roman"/>
@@ -1103,7 +1101,6 @@
         </w:rPr>
         <w:t>log_transformed</w:t>
       </w:r>
-      <w:proofErr w:type="spellEnd"/>
       <w:r>
         <w:rPr>
           <w:rFonts w:ascii="Consolas" w:eastAsia="Times New Roman" w:hAnsi="Consolas" w:cs="Times New Roman"/>
@@ -1154,7 +1151,6 @@
         </w:rPr>
         <w:t xml:space="preserve"> </w:t>
       </w:r>
-      <w:proofErr w:type="gramStart"/>
       <w:r>
         <w:rPr>
           <w:rFonts w:ascii="Consolas" w:eastAsia="Times New Roman" w:hAnsi="Consolas" w:cs="Times New Roman"/>
@@ -1195,7 +1191,6 @@
         </w:rPr>
         <w:t>(</w:t>
       </w:r>
-      <w:proofErr w:type="gramEnd"/>
       <w:r>
         <w:rPr>
           <w:rFonts w:ascii="Consolas" w:eastAsia="Times New Roman" w:hAnsi="Consolas" w:cs="Times New Roman"/>
@@ -1253,7 +1248,6 @@
           <w:lang w:val="en-US"/>
         </w:rPr>
       </w:pPr>
-      <w:proofErr w:type="spellStart"/>
       <w:r>
         <w:rPr>
           <w:rFonts w:ascii="Consolas" w:eastAsia="Times New Roman" w:hAnsi="Consolas" w:cs="Times New Roman"/>
@@ -1264,7 +1258,6 @@
         </w:rPr>
         <w:t>log_transformed</w:t>
       </w:r>
-      <w:proofErr w:type="spellEnd"/>
       <w:r>
         <w:rPr>
           <w:rFonts w:ascii="Consolas" w:eastAsia="Times New Roman" w:hAnsi="Consolas" w:cs="Times New Roman"/>
@@ -1275,8 +1268,6 @@
         </w:rPr>
         <w:t xml:space="preserve"> = </w:t>
       </w:r>
-      <w:proofErr w:type="spellStart"/>
-      <w:proofErr w:type="gramStart"/>
       <w:r>
         <w:rPr>
           <w:rFonts w:ascii="Consolas" w:eastAsia="Times New Roman" w:hAnsi="Consolas" w:cs="Times New Roman"/>
@@ -1307,8 +1298,6 @@
         </w:rPr>
         <w:t>array</w:t>
       </w:r>
-      <w:proofErr w:type="spellEnd"/>
-      <w:proofErr w:type="gramEnd"/>
       <w:r>
         <w:rPr>
           <w:rFonts w:ascii="Consolas" w:eastAsia="Times New Roman" w:hAnsi="Consolas" w:cs="Times New Roman"/>
@@ -1319,7 +1308,6 @@
         </w:rPr>
         <w:t>(</w:t>
       </w:r>
-      <w:proofErr w:type="spellStart"/>
       <w:r>
         <w:rPr>
           <w:rFonts w:ascii="Consolas" w:eastAsia="Times New Roman" w:hAnsi="Consolas" w:cs="Times New Roman"/>
@@ -1330,7 +1318,6 @@
         </w:rPr>
         <w:t>log_transformed</w:t>
       </w:r>
-      <w:proofErr w:type="spellEnd"/>
       <w:r>
         <w:rPr>
           <w:rFonts w:ascii="Consolas" w:eastAsia="Times New Roman" w:hAnsi="Consolas" w:cs="Times New Roman"/>
@@ -1341,7 +1328,6 @@
         </w:rPr>
         <w:t xml:space="preserve">, </w:t>
       </w:r>
-      <w:proofErr w:type="spellStart"/>
       <w:r>
         <w:rPr>
           <w:rFonts w:ascii="Consolas" w:eastAsia="Times New Roman" w:hAnsi="Consolas" w:cs="Times New Roman"/>
@@ -1352,7 +1338,6 @@
         </w:rPr>
         <w:t>dtype</w:t>
       </w:r>
-      <w:proofErr w:type="spellEnd"/>
       <w:r>
         <w:rPr>
           <w:rFonts w:ascii="Consolas" w:eastAsia="Times New Roman" w:hAnsi="Consolas" w:cs="Times New Roman"/>
@@ -1363,7 +1348,6 @@
         </w:rPr>
         <w:t>=</w:t>
       </w:r>
-      <w:proofErr w:type="gramStart"/>
       <w:r>
         <w:rPr>
           <w:rFonts w:ascii="Consolas" w:eastAsia="Times New Roman" w:hAnsi="Consolas" w:cs="Times New Roman"/>
@@ -1392,18 +1376,7 @@
           <w:szCs w:val="18"/>
           <w:lang w:val="en-US"/>
         </w:rPr>
-        <w:t>uint</w:t>
-      </w:r>
-      <w:proofErr w:type="gramEnd"/>
-      <w:r>
-        <w:rPr>
-          <w:rFonts w:ascii="Consolas" w:eastAsia="Times New Roman" w:hAnsi="Consolas" w:cs="Times New Roman"/>
-          <w:color w:val="267F99"/>
-          <w:sz w:val="18"/>
-          <w:szCs w:val="18"/>
-          <w:lang w:val="en-US"/>
-        </w:rPr>
-        <w:t>8</w:t>
+        <w:t>uint8</w:t>
       </w:r>
       <w:r>
         <w:rPr>
@@ -1479,7 +1452,6 @@
           <w:lang w:val="en-US"/>
         </w:rPr>
       </w:pPr>
-      <w:proofErr w:type="spellStart"/>
       <w:r>
         <w:rPr>
           <w:rFonts w:ascii="Consolas" w:eastAsia="Times New Roman" w:hAnsi="Consolas" w:cs="Times New Roman"/>
@@ -1490,7 +1462,6 @@
         </w:rPr>
         <w:t>power_transformed</w:t>
       </w:r>
-      <w:proofErr w:type="spellEnd"/>
       <w:r>
         <w:rPr>
           <w:rFonts w:ascii="Consolas" w:eastAsia="Times New Roman" w:hAnsi="Consolas" w:cs="Times New Roman"/>
@@ -1501,8 +1472,6 @@
         </w:rPr>
         <w:t xml:space="preserve"> = </w:t>
       </w:r>
-      <w:proofErr w:type="spellStart"/>
-      <w:proofErr w:type="gramStart"/>
       <w:r>
         <w:rPr>
           <w:rFonts w:ascii="Consolas" w:eastAsia="Times New Roman" w:hAnsi="Consolas" w:cs="Times New Roman"/>
@@ -1533,8 +1502,6 @@
         </w:rPr>
         <w:t>array</w:t>
       </w:r>
-      <w:proofErr w:type="spellEnd"/>
-      <w:proofErr w:type="gramEnd"/>
       <w:r>
         <w:rPr>
           <w:rFonts w:ascii="Consolas" w:eastAsia="Times New Roman" w:hAnsi="Consolas" w:cs="Times New Roman"/>
@@ -1625,7 +1592,6 @@
         </w:rPr>
         <w:t xml:space="preserve">, </w:t>
       </w:r>
-      <w:proofErr w:type="spellStart"/>
       <w:r>
         <w:rPr>
           <w:rFonts w:ascii="Consolas" w:eastAsia="Times New Roman" w:hAnsi="Consolas" w:cs="Times New Roman"/>
@@ -1636,7 +1602,6 @@
         </w:rPr>
         <w:t>dtype</w:t>
       </w:r>
-      <w:proofErr w:type="spellEnd"/>
       <w:r>
         <w:rPr>
           <w:rFonts w:ascii="Consolas" w:eastAsia="Times New Roman" w:hAnsi="Consolas" w:cs="Times New Roman"/>
@@ -1902,7 +1867,6 @@
         </w:rPr>
         <w:t xml:space="preserve">          </w:t>
       </w:r>
-      <w:proofErr w:type="spellStart"/>
       <w:r>
         <w:rPr>
           <w:rFonts w:ascii="Consolas" w:eastAsia="Times New Roman" w:hAnsi="Consolas" w:cs="Times New Roman"/>
@@ -1913,7 +1877,6 @@
         </w:rPr>
         <w:t>log_transformed</w:t>
       </w:r>
-      <w:proofErr w:type="spellEnd"/>
       <w:r>
         <w:rPr>
           <w:rFonts w:ascii="Consolas" w:eastAsia="Times New Roman" w:hAnsi="Consolas" w:cs="Times New Roman"/>
@@ -1951,7 +1914,6 @@
         </w:rPr>
         <w:t xml:space="preserve">          </w:t>
       </w:r>
-      <w:proofErr w:type="spellStart"/>
       <w:r>
         <w:rPr>
           <w:rFonts w:ascii="Consolas" w:eastAsia="Times New Roman" w:hAnsi="Consolas" w:cs="Times New Roman"/>
@@ -1962,7 +1924,6 @@
         </w:rPr>
         <w:t>power_transformed</w:t>
       </w:r>
-      <w:proofErr w:type="spellEnd"/>
       <w:r>
         <w:rPr>
           <w:rFonts w:ascii="Consolas" w:eastAsia="Times New Roman" w:hAnsi="Consolas" w:cs="Times New Roman"/>
@@ -1990,8 +1951,6 @@
           <w:lang w:val="en-US"/>
         </w:rPr>
       </w:pPr>
-      <w:proofErr w:type="spellStart"/>
-      <w:proofErr w:type="gramStart"/>
       <w:r>
         <w:rPr>
           <w:rFonts w:ascii="Consolas" w:eastAsia="Times New Roman" w:hAnsi="Consolas" w:cs="Times New Roman"/>
@@ -2022,8 +1981,6 @@
         </w:rPr>
         <w:t>figure</w:t>
       </w:r>
-      <w:proofErr w:type="spellEnd"/>
-      <w:proofErr w:type="gramEnd"/>
       <w:r>
         <w:rPr>
           <w:rFonts w:ascii="Consolas" w:eastAsia="Times New Roman" w:hAnsi="Consolas" w:cs="Times New Roman"/>
@@ -2034,7 +1991,6 @@
         </w:rPr>
         <w:t>(</w:t>
       </w:r>
-      <w:proofErr w:type="spellStart"/>
       <w:r>
         <w:rPr>
           <w:rFonts w:ascii="Consolas" w:eastAsia="Times New Roman" w:hAnsi="Consolas" w:cs="Times New Roman"/>
@@ -2045,8 +2001,6 @@
         </w:rPr>
         <w:t>figsize</w:t>
       </w:r>
-      <w:proofErr w:type="spellEnd"/>
-      <w:proofErr w:type="gramStart"/>
       <w:r>
         <w:rPr>
           <w:rFonts w:ascii="Consolas" w:eastAsia="Times New Roman" w:hAnsi="Consolas" w:cs="Times New Roman"/>
@@ -2057,7 +2011,6 @@
         </w:rPr>
         <w:t>=(</w:t>
       </w:r>
-      <w:proofErr w:type="gramEnd"/>
       <w:r>
         <w:rPr>
           <w:rFonts w:ascii="Consolas" w:eastAsia="Times New Roman" w:hAnsi="Consolas" w:cs="Times New Roman"/>
@@ -2135,7 +2088,6 @@
         </w:rPr>
         <w:t xml:space="preserve"> </w:t>
       </w:r>
-      <w:proofErr w:type="spellStart"/>
       <w:r>
         <w:rPr>
           <w:rFonts w:ascii="Consolas" w:eastAsia="Times New Roman" w:hAnsi="Consolas" w:cs="Times New Roman"/>
@@ -2146,7 +2098,6 @@
         </w:rPr>
         <w:t>i</w:t>
       </w:r>
-      <w:proofErr w:type="spellEnd"/>
       <w:r>
         <w:rPr>
           <w:rFonts w:ascii="Consolas" w:eastAsia="Times New Roman" w:hAnsi="Consolas" w:cs="Times New Roman"/>
@@ -2177,7 +2128,6 @@
         </w:rPr>
         <w:t xml:space="preserve"> </w:t>
       </w:r>
-      <w:proofErr w:type="gramStart"/>
       <w:r>
         <w:rPr>
           <w:rFonts w:ascii="Consolas" w:eastAsia="Times New Roman" w:hAnsi="Consolas" w:cs="Times New Roman"/>
@@ -2198,7 +2148,6 @@
         </w:rPr>
         <w:t>(</w:t>
       </w:r>
-      <w:proofErr w:type="gramEnd"/>
       <w:r>
         <w:rPr>
           <w:rFonts w:ascii="Consolas" w:eastAsia="Times New Roman" w:hAnsi="Consolas" w:cs="Times New Roman"/>
@@ -2246,8 +2195,6 @@
         </w:rPr>
         <w:t xml:space="preserve">    </w:t>
       </w:r>
-      <w:proofErr w:type="spellStart"/>
-      <w:proofErr w:type="gramStart"/>
       <w:r>
         <w:rPr>
           <w:rFonts w:ascii="Consolas" w:eastAsia="Times New Roman" w:hAnsi="Consolas" w:cs="Times New Roman"/>
@@ -2278,8 +2225,6 @@
         </w:rPr>
         <w:t>subplot</w:t>
       </w:r>
-      <w:proofErr w:type="spellEnd"/>
-      <w:proofErr w:type="gramEnd"/>
       <w:r>
         <w:rPr>
           <w:rFonts w:ascii="Consolas" w:eastAsia="Times New Roman" w:hAnsi="Consolas" w:cs="Times New Roman"/>
@@ -2397,8 +2342,6 @@
         </w:rPr>
         <w:t xml:space="preserve">    </w:t>
       </w:r>
-      <w:proofErr w:type="spellStart"/>
-      <w:proofErr w:type="gramStart"/>
       <w:r>
         <w:rPr>
           <w:rFonts w:ascii="Consolas" w:eastAsia="Times New Roman" w:hAnsi="Consolas" w:cs="Times New Roman"/>
@@ -2429,8 +2372,6 @@
         </w:rPr>
         <w:t>imshow</w:t>
       </w:r>
-      <w:proofErr w:type="spellEnd"/>
-      <w:proofErr w:type="gramEnd"/>
       <w:r>
         <w:rPr>
           <w:rFonts w:ascii="Consolas" w:eastAsia="Times New Roman" w:hAnsi="Consolas" w:cs="Times New Roman"/>
@@ -2461,7 +2402,6 @@
         </w:rPr>
         <w:t>[</w:t>
       </w:r>
-      <w:proofErr w:type="spellStart"/>
       <w:r>
         <w:rPr>
           <w:rFonts w:ascii="Consolas" w:eastAsia="Times New Roman" w:hAnsi="Consolas" w:cs="Times New Roman"/>
@@ -2472,7 +2412,6 @@
         </w:rPr>
         <w:t>i</w:t>
       </w:r>
-      <w:proofErr w:type="spellEnd"/>
       <w:r>
         <w:rPr>
           <w:rFonts w:ascii="Consolas" w:eastAsia="Times New Roman" w:hAnsi="Consolas" w:cs="Times New Roman"/>
@@ -2483,7 +2422,6 @@
         </w:rPr>
         <w:t xml:space="preserve">], </w:t>
       </w:r>
-      <w:proofErr w:type="spellStart"/>
       <w:r>
         <w:rPr>
           <w:rFonts w:ascii="Consolas" w:eastAsia="Times New Roman" w:hAnsi="Consolas" w:cs="Times New Roman"/>
@@ -2494,7 +2432,6 @@
         </w:rPr>
         <w:t>cmap</w:t>
       </w:r>
-      <w:proofErr w:type="spellEnd"/>
       <w:r>
         <w:rPr>
           <w:rFonts w:ascii="Consolas" w:eastAsia="Times New Roman" w:hAnsi="Consolas" w:cs="Times New Roman"/>
@@ -2552,8 +2489,6 @@
         </w:rPr>
         <w:t xml:space="preserve">    </w:t>
       </w:r>
-      <w:proofErr w:type="spellStart"/>
-      <w:proofErr w:type="gramStart"/>
       <w:r>
         <w:rPr>
           <w:rFonts w:ascii="Consolas" w:eastAsia="Times New Roman" w:hAnsi="Consolas" w:cs="Times New Roman"/>
@@ -2584,8 +2519,6 @@
         </w:rPr>
         <w:t>title</w:t>
       </w:r>
-      <w:proofErr w:type="spellEnd"/>
-      <w:proofErr w:type="gramEnd"/>
       <w:r>
         <w:rPr>
           <w:rFonts w:ascii="Consolas" w:eastAsia="Times New Roman" w:hAnsi="Consolas" w:cs="Times New Roman"/>
@@ -2616,7 +2549,6 @@
         </w:rPr>
         <w:t>[</w:t>
       </w:r>
-      <w:proofErr w:type="spellStart"/>
       <w:r>
         <w:rPr>
           <w:rFonts w:ascii="Consolas" w:eastAsia="Times New Roman" w:hAnsi="Consolas" w:cs="Times New Roman"/>
@@ -2627,7 +2559,6 @@
         </w:rPr>
         <w:t>i</w:t>
       </w:r>
-      <w:proofErr w:type="spellEnd"/>
       <w:r>
         <w:rPr>
           <w:rFonts w:ascii="Consolas" w:eastAsia="Times New Roman" w:hAnsi="Consolas" w:cs="Times New Roman"/>
@@ -2655,8 +2586,6 @@
           <w:lang w:val="en-US"/>
         </w:rPr>
       </w:pPr>
-      <w:proofErr w:type="spellStart"/>
-      <w:proofErr w:type="gramStart"/>
       <w:r>
         <w:rPr>
           <w:rFonts w:ascii="Consolas" w:eastAsia="Times New Roman" w:hAnsi="Consolas" w:cs="Times New Roman"/>
@@ -2685,51 +2614,17 @@
           <w:szCs w:val="18"/>
           <w:lang w:val="en-US"/>
         </w:rPr>
-        <w:t>tight</w:t>
-      </w:r>
-      <w:proofErr w:type="gramEnd"/>
-      <w:r>
-        <w:rPr>
-          <w:rFonts w:ascii="Consolas" w:eastAsia="Times New Roman" w:hAnsi="Consolas" w:cs="Times New Roman"/>
-          <w:color w:val="795E26"/>
-          <w:sz w:val="18"/>
-          <w:szCs w:val="18"/>
-          <w:lang w:val="en-US"/>
-        </w:rPr>
-        <w:t>_</w:t>
-      </w:r>
-      <w:proofErr w:type="gramStart"/>
-      <w:r>
-        <w:rPr>
-          <w:rFonts w:ascii="Consolas" w:eastAsia="Times New Roman" w:hAnsi="Consolas" w:cs="Times New Roman"/>
-          <w:color w:val="795E26"/>
-          <w:sz w:val="18"/>
-          <w:szCs w:val="18"/>
-          <w:lang w:val="en-US"/>
-        </w:rPr>
-        <w:t>layout</w:t>
-      </w:r>
-      <w:proofErr w:type="spellEnd"/>
-      <w:r>
-        <w:rPr>
-          <w:rFonts w:ascii="Consolas" w:eastAsia="Times New Roman" w:hAnsi="Consolas" w:cs="Times New Roman"/>
-          <w:color w:val="000000"/>
-          <w:sz w:val="18"/>
-          <w:szCs w:val="18"/>
-          <w:lang w:val="en-US"/>
-        </w:rPr>
-        <w:t>(</w:t>
-      </w:r>
-      <w:proofErr w:type="gramEnd"/>
-      <w:r>
-        <w:rPr>
-          <w:rFonts w:ascii="Consolas" w:eastAsia="Times New Roman" w:hAnsi="Consolas" w:cs="Times New Roman"/>
-          <w:color w:val="000000"/>
-          <w:sz w:val="18"/>
-          <w:szCs w:val="18"/>
-          <w:lang w:val="en-US"/>
-        </w:rPr>
-        <w:t>)</w:t>
+        <w:t>tight_layout</w:t>
+      </w:r>
+      <w:r>
+        <w:rPr>
+          <w:rFonts w:ascii="Consolas" w:eastAsia="Times New Roman" w:hAnsi="Consolas" w:cs="Times New Roman"/>
+          <w:color w:val="000000"/>
+          <w:sz w:val="18"/>
+          <w:szCs w:val="18"/>
+          <w:lang w:val="en-US"/>
+        </w:rPr>
+        <w:t>()</w:t>
       </w:r>
     </w:p>
     <w:p>
@@ -2748,8 +2643,6 @@
           <w:lang w:val="en-US"/>
         </w:rPr>
       </w:pPr>
-      <w:proofErr w:type="spellStart"/>
-      <w:proofErr w:type="gramStart"/>
       <w:r>
         <w:rPr>
           <w:rFonts w:ascii="Consolas" w:eastAsia="Times New Roman" w:hAnsi="Consolas" w:cs="Times New Roman"/>
@@ -2780,8 +2673,6 @@
         </w:rPr>
         <w:t>show</w:t>
       </w:r>
-      <w:proofErr w:type="spellEnd"/>
-      <w:proofErr w:type="gramEnd"/>
       <w:r>
         <w:rPr>
           <w:rFonts w:ascii="Consolas" w:eastAsia="Times New Roman" w:hAnsi="Consolas" w:cs="Times New Roman"/>
@@ -2795,23 +2686,6 @@
     </w:p>
     <w:p>
       <w:pPr>
-        <w:pBdr>
-          <w:left w:val="single" w:sz="4" w:space="4" w:color="auto"/>
-        </w:pBdr>
-        <w:shd w:val="clear" w:color="auto" w:fill="FFFFFF"/>
-        <w:spacing w:after="0" w:line="285" w:lineRule="atLeast"/>
-        <w:ind w:left="720"/>
-        <w:rPr>
-          <w:rFonts w:ascii="Consolas" w:eastAsia="Times New Roman" w:hAnsi="Consolas" w:cs="Times New Roman"/>
-          <w:color w:val="000000"/>
-          <w:sz w:val="21"/>
-          <w:szCs w:val="21"/>
-          <w:lang w:eastAsia="en-SG"/>
-        </w:rPr>
-      </w:pPr>
-    </w:p>
-    <w:p>
-      <w:pPr>
         <w:jc w:val="both"/>
         <w:rPr>
           <w:rFonts w:ascii="Times New Roman" w:hAnsi="Times New Roman" w:cs="Times New Roman"/>
@@ -2826,6 +2700,7 @@
           <w:sz w:val="24"/>
           <w:szCs w:val="24"/>
         </w:rPr>
+        <w:lastRenderedPageBreak/>
         <w:t>Output:</w:t>
       </w:r>
       <w:r>
@@ -3021,13 +2896,23 @@
         <w:jc w:val="both"/>
         <w:rPr>
           <w:rFonts w:ascii="Times New Roman" w:hAnsi="Times New Roman" w:cs="Times New Roman"/>
+          <w:bCs/>
+          <w:sz w:val="24"/>
+          <w:szCs w:val="24"/>
+          <w:lang w:val="en-US"/>
+        </w:rPr>
+      </w:pPr>
+      <w:r>
+        <w:rPr>
+          <w:rFonts w:ascii="Times New Roman" w:hAnsi="Times New Roman" w:cs="Times New Roman"/>
           <w:b/>
           <w:bCs/>
           <w:sz w:val="24"/>
           <w:szCs w:val="24"/>
           <w:lang w:val="en-US"/>
         </w:rPr>
-      </w:pPr>
+        <w:t>Result &amp; Discussion:</w:t>
+      </w:r>
       <w:r>
         <w:rPr>
           <w:rFonts w:ascii="Times New Roman" w:hAnsi="Times New Roman" w:cs="Times New Roman"/>
@@ -3037,20 +2922,8 @@
           <w:szCs w:val="24"/>
           <w:lang w:val="en-US"/>
         </w:rPr>
-        <w:t>Result &amp; Discussion:</w:t>
-      </w:r>
-    </w:p>
-    <w:p>
-      <w:pPr>
-        <w:jc w:val="both"/>
-        <w:rPr>
-          <w:rFonts w:ascii="Times New Roman" w:hAnsi="Times New Roman" w:cs="Times New Roman"/>
-          <w:bCs/>
-          <w:sz w:val="24"/>
-          <w:szCs w:val="24"/>
-          <w:lang w:val="en-US"/>
-        </w:rPr>
-      </w:pPr>
+        <w:t xml:space="preserve"> </w:t>
+      </w:r>
       <w:r>
         <w:rPr>
           <w:rFonts w:ascii="Times New Roman" w:hAnsi="Times New Roman" w:cs="Times New Roman"/>
@@ -3223,8 +3096,6 @@
           <w:lang w:val="en-US"/>
         </w:rPr>
       </w:pPr>
-      <w:proofErr w:type="spellStart"/>
-      <w:proofErr w:type="gramStart"/>
       <w:r>
         <w:rPr>
           <w:rFonts w:ascii="Times New Roman" w:hAnsi="Times New Roman" w:cs="Times New Roman"/>
@@ -3238,24 +3109,22 @@
       <w:r>
         <w:rPr>
           <w:rFonts w:ascii="Times New Roman" w:hAnsi="Times New Roman" w:cs="Times New Roman"/>
+          <w:b/>
+          <w:sz w:val="24"/>
+          <w:szCs w:val="24"/>
+          <w:lang w:val="en-US"/>
+        </w:rPr>
+        <w:t xml:space="preserve"> </w:t>
+      </w:r>
+      <w:r>
+        <w:rPr>
+          <w:rFonts w:ascii="Times New Roman" w:hAnsi="Times New Roman" w:cs="Times New Roman"/>
           <w:bCs/>
           <w:sz w:val="24"/>
           <w:szCs w:val="24"/>
           <w:lang w:val="en-US"/>
         </w:rPr>
-        <w:t>Through</w:t>
-      </w:r>
-      <w:proofErr w:type="spellEnd"/>
-      <w:proofErr w:type="gramEnd"/>
-      <w:r>
-        <w:rPr>
-          <w:rFonts w:ascii="Times New Roman" w:hAnsi="Times New Roman" w:cs="Times New Roman"/>
-          <w:bCs/>
-          <w:sz w:val="24"/>
-          <w:szCs w:val="24"/>
-          <w:lang w:val="en-US"/>
-        </w:rPr>
-        <w:t xml:space="preserve"> this experiment, I learned how Log and Power-Law transformations enhance image quality. I understood that gamma correction provides better control over brightness and contrast, which is useful in medical imaging, photography, and satellite imaging.</w:t>
+        <w:t>Through this experiment, I learned how Log and Power-Law transformations enhance image quality. I understood that gamma correction provides better control over brightness and contrast, which is useful in medical imaging, photography, and satellite imaging.</w:t>
       </w:r>
     </w:p>
     <w:p>
@@ -4193,6 +4062,7 @@
   <w:style w:type="character" w:default="1" w:styleId="DefaultParagraphFont">
     <w:name w:val="Default Paragraph Font"/>
     <w:uiPriority w:val="1"/>
+    <w:semiHidden/>
     <w:unhideWhenUsed/>
   </w:style>
   <w:style w:type="table" w:default="1" w:styleId="TableNormal">
